--- a/CalendarioAgo26/Tareas/2_VLSM/Tarea2_V2/Tarea2_VLSM_.docx
+++ b/CalendarioAgo26/Tareas/2_VLSM/Tarea2_V2/Tarea2_VLSM_.docx
@@ -1,6 +1,6 @@
 
 <file path=word/document.xml><?xml version="1.0" encoding="utf-8"?>
-<w:document xmlns:wpc="http://schemas.microsoft.com/office/word/2010/wordprocessingCanvas" xmlns:cx="http://schemas.microsoft.com/office/drawing/2014/chartex" xmlns:cx1="http://schemas.microsoft.com/office/drawing/2015/9/8/chartex" xmlns:cx2="http://schemas.microsoft.com/office/drawing/2015/10/21/chartex" xmlns:cx3="http://schemas.microsoft.com/office/drawing/2016/5/9/chartex" xmlns:cx4="http://schemas.microsoft.com/office/drawing/2016/5/10/chartex" xmlns:cx5="http://schemas.microsoft.com/office/drawing/2016/5/11/chartex" xmlns:cx6="http://schemas.microsoft.com/office/drawing/2016/5/12/chartex" xmlns:cx7="http://schemas.microsoft.com/office/drawing/2016/5/13/chartex" xmlns:cx8="http://schemas.microsoft.com/office/drawing/2016/5/14/chartex" xmlns:mc="http://schemas.openxmlformats.org/markup-compatibility/2006" xmlns:aink="http://schemas.microsoft.com/office/drawing/2016/ink" xmlns:am3d="http://schemas.microsoft.com/office/drawing/2017/model3d" xmlns:o="urn:schemas-microsoft-com:office:office" xmlns:oel="http://schemas.microsoft.com/office/2019/extlst" xmlns:r="http://schemas.openxmlformats.org/officeDocument/2006/relationships" xmlns:m="http://schemas.openxmlformats.org/officeDocument/2006/math" xmlns:v="urn:schemas-microsoft-com:vml" xmlns:wp14="http://schemas.microsoft.com/office/word/2010/wordprocessingDrawing" xmlns:wp="http://schemas.openxmlformats.org/drawingml/2006/wordprocessingDrawing" xmlns:w10="urn:schemas-microsoft-com:office:word" xmlns:w="http://schemas.openxmlformats.org/wordprocessingml/2006/main" xmlns:w14="http://schemas.microsoft.com/office/word/2010/wordml" xmlns:w15="http://schemas.microsoft.com/office/word/2012/wordml" xmlns:w16cex="http://schemas.microsoft.com/office/word/2018/wordml/cex" xmlns:w16cid="http://schemas.microsoft.com/office/word/2016/wordml/cid" xmlns:w16="http://schemas.microsoft.com/office/word/2018/wordml" xmlns:w16sdtdh="http://schemas.microsoft.com/office/word/2020/wordml/sdtdatahash" xmlns:w16se="http://schemas.microsoft.com/office/word/2015/wordml/symex" xmlns:wpg="http://schemas.microsoft.com/office/word/2010/wordprocessingGroup" xmlns:wpi="http://schemas.microsoft.com/office/word/2010/wordprocessingInk" xmlns:wne="http://schemas.microsoft.com/office/word/2006/wordml" xmlns:wps="http://schemas.microsoft.com/office/word/2010/wordprocessingShape" mc:Ignorable="w14 w15 w16se w16cid w16 w16cex w16sdtdh wp14">
+<w:document xmlns:wpc="http://schemas.microsoft.com/office/word/2010/wordprocessingCanvas" xmlns:cx="http://schemas.microsoft.com/office/drawing/2014/chartex" xmlns:cx1="http://schemas.microsoft.com/office/drawing/2015/9/8/chartex" xmlns:cx2="http://schemas.microsoft.com/office/drawing/2015/10/21/chartex" xmlns:cx3="http://schemas.microsoft.com/office/drawing/2016/5/9/chartex" xmlns:cx4="http://schemas.microsoft.com/office/drawing/2016/5/10/chartex" xmlns:cx5="http://schemas.microsoft.com/office/drawing/2016/5/11/chartex" xmlns:cx6="http://schemas.microsoft.com/office/drawing/2016/5/12/chartex" xmlns:cx7="http://schemas.microsoft.com/office/drawing/2016/5/13/chartex" xmlns:cx8="http://schemas.microsoft.com/office/drawing/2016/5/14/chartex" xmlns:mc="http://schemas.openxmlformats.org/markup-compatibility/2006" xmlns:aink="http://schemas.microsoft.com/office/drawing/2016/ink" xmlns:am3d="http://schemas.microsoft.com/office/drawing/2017/model3d" xmlns:o="urn:schemas-microsoft-com:office:office" xmlns:oel="http://schemas.microsoft.com/office/2019/extlst" xmlns:r="http://schemas.openxmlformats.org/officeDocument/2006/relationships" xmlns:m="http://schemas.openxmlformats.org/officeDocument/2006/math" xmlns:v="urn:schemas-microsoft-com:vml" xmlns:wp14="http://schemas.microsoft.com/office/word/2010/wordprocessingDrawing" xmlns:wp="http://schemas.openxmlformats.org/drawingml/2006/wordprocessingDrawing" xmlns:w10="urn:schemas-microsoft-com:office:word" xmlns:w="http://schemas.openxmlformats.org/wordprocessingml/2006/main" xmlns:w14="http://schemas.microsoft.com/office/word/2010/wordml" xmlns:w15="http://schemas.microsoft.com/office/word/2012/wordml" xmlns:w16cex="http://schemas.microsoft.com/office/word/2018/wordml/cex" xmlns:w16cid="http://schemas.microsoft.com/office/word/2016/wordml/cid" xmlns:w16="http://schemas.microsoft.com/office/word/2018/wordml" xmlns:w16du="http://schemas.microsoft.com/office/word/2023/wordml/word16du" xmlns:w16sdtdh="http://schemas.microsoft.com/office/word/2020/wordml/sdtdatahash" xmlns:w16sdtfl="http://schemas.microsoft.com/office/word/2024/wordml/sdtformatlock" xmlns:w16se="http://schemas.microsoft.com/office/word/2015/wordml/symex" xmlns:wpg="http://schemas.microsoft.com/office/word/2010/wordprocessingGroup" xmlns:wpi="http://schemas.microsoft.com/office/word/2010/wordprocessingInk" xmlns:wne="http://schemas.microsoft.com/office/word/2006/wordml" xmlns:wps="http://schemas.microsoft.com/office/word/2010/wordprocessingShape" mc:Ignorable="w14 w15 w16se w16cid w16 w16cex w16sdtdh w16sdtfl w16du wp14">
   <w:body>
     <w:p>
       <w:pPr>
@@ -170,7 +170,7 @@
                                     </pic:cNvPicPr>
                                   </pic:nvPicPr>
                                   <pic:blipFill>
-                                    <a:blip r:embed="rId7">
+                                    <a:blip r:embed="rId8">
                                       <a:extLst>
                                         <a:ext uri="{28A0092B-C50C-407E-A947-70E740481C1C}">
                                           <a14:useLocalDpi xmlns:a14="http://schemas.microsoft.com/office/drawing/2010/main" val="0"/>
@@ -316,7 +316,7 @@
     </w:p>
     <w:p>
       <w:pPr>
-        <w:pStyle w:val="BodyText"/>
+        <w:pStyle w:val="Textoindependiente"/>
         <w:tabs>
           <w:tab w:val="left" w:pos="345"/>
         </w:tabs>
@@ -472,7 +472,7 @@
     </w:p>
     <w:p>
       <w:pPr>
-        <w:pStyle w:val="BodyText"/>
+        <w:pStyle w:val="Textoindependiente"/>
         <w:tabs>
           <w:tab w:val="left" w:pos="345"/>
         </w:tabs>
@@ -598,7 +598,7 @@
     </w:p>
     <w:p>
       <w:pPr>
-        <w:pStyle w:val="BodyText"/>
+        <w:pStyle w:val="Textoindependiente"/>
         <w:tabs>
           <w:tab w:val="left" w:pos="345"/>
         </w:tabs>
@@ -2268,7 +2268,7 @@
                     </pic:cNvPicPr>
                   </pic:nvPicPr>
                   <pic:blipFill>
-                    <a:blip r:embed="rId8">
+                    <a:blip r:embed="rId9">
                       <a:extLst>
                         <a:ext uri="{28A0092B-C50C-407E-A947-70E740481C1C}">
                           <a14:useLocalDpi xmlns:a14="http://schemas.microsoft.com/office/drawing/2010/main" val="0"/>
@@ -2930,7 +2930,7 @@
     </w:p>
     <w:p>
       <w:pPr>
-        <w:pStyle w:val="ListParagraph"/>
+        <w:pStyle w:val="Prrafodelista"/>
         <w:numPr>
           <w:ilvl w:val="0"/>
           <w:numId w:val="1"/>
@@ -3034,7 +3034,25 @@
           <w:szCs w:val="20"/>
           <w:lang w:val="es-MX"/>
         </w:rPr>
-        <w:t xml:space="preserve"> en la subredes </w:t>
+        <w:t xml:space="preserve"> en la</w:t>
+      </w:r>
+      <w:r>
+        <w:rPr>
+          <w:rFonts w:ascii="Arial" w:eastAsia="Times New Roman" w:hAnsi="Arial" w:cs="Arial"/>
+          <w:sz w:val="20"/>
+          <w:szCs w:val="20"/>
+          <w:lang w:val="es-MX"/>
+        </w:rPr>
+        <w:t>s</w:t>
+      </w:r>
+      <w:r>
+        <w:rPr>
+          <w:rFonts w:ascii="Arial" w:eastAsia="Times New Roman" w:hAnsi="Arial" w:cs="Arial"/>
+          <w:sz w:val="20"/>
+          <w:szCs w:val="20"/>
+          <w:lang w:val="es-MX"/>
+        </w:rPr>
+        <w:t xml:space="preserve"> subredes </w:t>
       </w:r>
       <w:r>
         <w:rPr>
@@ -3093,7 +3111,7 @@
     </w:p>
     <w:p>
       <w:pPr>
-        <w:pStyle w:val="BodyText"/>
+        <w:pStyle w:val="Textoindependiente"/>
         <w:tabs>
           <w:tab w:val="left" w:pos="581"/>
         </w:tabs>
@@ -3461,7 +3479,6 @@
         <w:tc>
           <w:tcPr>
             <w:tcW w:w="1417" w:type="dxa"/>
-            <w:shd w:val="clear" w:color="auto" w:fill="auto"/>
             <w:vAlign w:val="center"/>
           </w:tcPr>
           <w:p>
@@ -3744,7 +3761,6 @@
         <w:tc>
           <w:tcPr>
             <w:tcW w:w="1417" w:type="dxa"/>
-            <w:shd w:val="clear" w:color="auto" w:fill="auto"/>
             <w:vAlign w:val="center"/>
           </w:tcPr>
           <w:p>
@@ -3908,7 +3924,6 @@
         <w:tc>
           <w:tcPr>
             <w:tcW w:w="1417" w:type="dxa"/>
-            <w:shd w:val="clear" w:color="auto" w:fill="auto"/>
             <w:vAlign w:val="center"/>
           </w:tcPr>
           <w:p>
@@ -4071,7 +4086,6 @@
         <w:tc>
           <w:tcPr>
             <w:tcW w:w="1417" w:type="dxa"/>
-            <w:shd w:val="clear" w:color="auto" w:fill="auto"/>
             <w:vAlign w:val="center"/>
           </w:tcPr>
           <w:p>
@@ -4246,7 +4260,6 @@
         <w:tc>
           <w:tcPr>
             <w:tcW w:w="1417" w:type="dxa"/>
-            <w:shd w:val="clear" w:color="auto" w:fill="auto"/>
             <w:vAlign w:val="center"/>
           </w:tcPr>
           <w:p>
@@ -4390,7 +4403,6 @@
         <w:tc>
           <w:tcPr>
             <w:tcW w:w="1417" w:type="dxa"/>
-            <w:shd w:val="clear" w:color="auto" w:fill="auto"/>
             <w:vAlign w:val="center"/>
           </w:tcPr>
           <w:p>
@@ -4543,7 +4555,6 @@
         <w:tc>
           <w:tcPr>
             <w:tcW w:w="1417" w:type="dxa"/>
-            <w:shd w:val="clear" w:color="auto" w:fill="auto"/>
             <w:vAlign w:val="center"/>
           </w:tcPr>
           <w:p>
@@ -4697,7 +4708,6 @@
         <w:tc>
           <w:tcPr>
             <w:tcW w:w="1417" w:type="dxa"/>
-            <w:shd w:val="clear" w:color="auto" w:fill="auto"/>
             <w:vAlign w:val="center"/>
           </w:tcPr>
           <w:p>
@@ -4808,7 +4818,7 @@
     </w:tbl>
     <w:p>
       <w:pPr>
-        <w:pStyle w:val="ListParagraph"/>
+        <w:pStyle w:val="Prrafodelista"/>
         <w:spacing w:line="300" w:lineRule="exact"/>
         <w:ind w:left="346"/>
         <w:jc w:val="both"/>
@@ -4821,7 +4831,7 @@
     </w:p>
     <w:p>
       <w:pPr>
-        <w:pStyle w:val="ListParagraph"/>
+        <w:pStyle w:val="Prrafodelista"/>
         <w:numPr>
           <w:ilvl w:val="0"/>
           <w:numId w:val="1"/>
@@ -4878,7 +4888,7 @@
     </w:p>
     <w:p>
       <w:pPr>
-        <w:pStyle w:val="BodyText"/>
+        <w:pStyle w:val="Textoindependiente"/>
         <w:numPr>
           <w:ilvl w:val="0"/>
           <w:numId w:val="1"/>
@@ -5645,7 +5655,7 @@
     </w:p>
     <w:p>
       <w:pPr>
-        <w:pStyle w:val="BodyText"/>
+        <w:pStyle w:val="Textoindependiente"/>
         <w:numPr>
           <w:ilvl w:val="0"/>
           <w:numId w:val="4"/>
@@ -5791,7 +5801,7 @@
     </w:p>
     <w:p>
       <w:pPr>
-        <w:pStyle w:val="BodyText"/>
+        <w:pStyle w:val="Textoindependiente"/>
         <w:numPr>
           <w:ilvl w:val="0"/>
           <w:numId w:val="4"/>
@@ -5904,7 +5914,98 @@
     </w:p>
     <w:p>
       <w:pPr>
-        <w:pStyle w:val="BodyText"/>
+        <w:pStyle w:val="Textoindependiente"/>
+        <w:numPr>
+          <w:ilvl w:val="0"/>
+          <w:numId w:val="4"/>
+        </w:numPr>
+        <w:tabs>
+          <w:tab w:val="left" w:pos="581"/>
+        </w:tabs>
+        <w:ind w:left="590" w:right="141"/>
+        <w:jc w:val="both"/>
+        <w:rPr>
+          <w:rFonts w:ascii="Arial" w:hAnsi="Arial" w:cs="Arial"/>
+          <w:sz w:val="20"/>
+          <w:szCs w:val="20"/>
+          <w:lang w:val="es-MX"/>
+        </w:rPr>
+      </w:pPr>
+      <w:r>
+        <w:rPr>
+          <w:rFonts w:ascii="Arial" w:hAnsi="Arial" w:cs="Arial"/>
+          <w:sz w:val="20"/>
+          <w:szCs w:val="20"/>
+          <w:lang w:val="es-MX"/>
+        </w:rPr>
+        <w:t>Las interfaces</w:t>
+      </w:r>
+      <w:r>
+        <w:rPr>
+          <w:rFonts w:ascii="Arial" w:hAnsi="Arial" w:cs="Arial"/>
+          <w:b/>
+          <w:bCs/>
+          <w:sz w:val="20"/>
+          <w:szCs w:val="20"/>
+          <w:lang w:val="es-MX"/>
+        </w:rPr>
+        <w:t xml:space="preserve"> </w:t>
+      </w:r>
+      <w:r>
+        <w:rPr>
+          <w:rFonts w:ascii="Arial" w:hAnsi="Arial" w:cs="Arial"/>
+          <w:b/>
+          <w:bCs/>
+          <w:sz w:val="20"/>
+          <w:szCs w:val="20"/>
+          <w:lang w:val="es-MX"/>
+        </w:rPr>
+        <w:t>S</w:t>
+      </w:r>
+      <w:r>
+        <w:rPr>
+          <w:rFonts w:ascii="Arial" w:hAnsi="Arial" w:cs="Arial"/>
+          <w:b/>
+          <w:bCs/>
+          <w:sz w:val="20"/>
+          <w:szCs w:val="20"/>
+          <w:lang w:val="es-MX"/>
+        </w:rPr>
+        <w:t>1</w:t>
+      </w:r>
+      <w:r>
+        <w:rPr>
+          <w:rFonts w:ascii="Arial" w:hAnsi="Arial" w:cs="Arial"/>
+          <w:sz w:val="20"/>
+          <w:szCs w:val="20"/>
+          <w:lang w:val="es-MX"/>
+        </w:rPr>
+        <w:t xml:space="preserve"> utilizan la </w:t>
+      </w:r>
+      <w:r>
+        <w:rPr>
+          <w:rFonts w:ascii="Arial" w:hAnsi="Arial" w:cs="Arial"/>
+          <w:b/>
+          <w:bCs/>
+          <w:sz w:val="20"/>
+          <w:szCs w:val="20"/>
+          <w:lang w:val="es-MX"/>
+        </w:rPr>
+        <w:t>última dirección IP válida</w:t>
+      </w:r>
+      <w:r>
+        <w:rPr>
+          <w:rFonts w:ascii="Arial" w:hAnsi="Arial" w:cs="Arial"/>
+          <w:sz w:val="20"/>
+          <w:szCs w:val="20"/>
+          <w:lang w:val="es-MX"/>
+        </w:rPr>
+        <w:t xml:space="preserve"> de la subred.</w:t>
+      </w:r>
+    </w:p>
+    <w:p>
+      <w:pPr>
+        <w:pStyle w:val="Textoindependiente"/>
         <w:tabs>
           <w:tab w:val="left" w:pos="581"/>
         </w:tabs>
@@ -5955,7 +6056,7 @@
           </w:tcPr>
           <w:p>
             <w:pPr>
-              <w:pStyle w:val="BodyText"/>
+              <w:pStyle w:val="Textoindependiente"/>
               <w:jc w:val="center"/>
               <w:rPr>
                 <w:rFonts w:ascii="Arial" w:hAnsi="Arial" w:cs="Arial"/>
@@ -5983,7 +6084,7 @@
           </w:tcPr>
           <w:p>
             <w:pPr>
-              <w:pStyle w:val="BodyText"/>
+              <w:pStyle w:val="Textoindependiente"/>
               <w:ind w:left="0"/>
               <w:jc w:val="center"/>
               <w:rPr>
@@ -6012,7 +6113,7 @@
           </w:tcPr>
           <w:p>
             <w:pPr>
-              <w:pStyle w:val="BodyText"/>
+              <w:pStyle w:val="Textoindependiente"/>
               <w:ind w:left="0" w:hanging="815"/>
               <w:jc w:val="center"/>
               <w:rPr>
@@ -6050,7 +6151,7 @@
           </w:tcPr>
           <w:p>
             <w:pPr>
-              <w:pStyle w:val="BodyText"/>
+              <w:pStyle w:val="Textoindependiente"/>
               <w:ind w:left="0" w:hanging="536"/>
               <w:jc w:val="center"/>
               <w:rPr>
@@ -6081,12 +6182,11 @@
           <w:tcPr>
             <w:tcW w:w="1448" w:type="dxa"/>
             <w:vMerge w:val="restart"/>
-            <w:shd w:val="clear" w:color="auto" w:fill="auto"/>
-            <w:vAlign w:val="center"/>
-          </w:tcPr>
-          <w:p>
-            <w:pPr>
-              <w:pStyle w:val="BodyText"/>
+            <w:vAlign w:val="center"/>
+          </w:tcPr>
+          <w:p>
+            <w:pPr>
+              <w:pStyle w:val="Textoindependiente"/>
               <w:jc w:val="center"/>
               <w:rPr>
                 <w:rFonts w:ascii="Arial" w:hAnsi="Arial" w:cs="Arial"/>
@@ -6127,12 +6227,11 @@
         <w:tc>
           <w:tcPr>
             <w:tcW w:w="1666" w:type="dxa"/>
-            <w:shd w:val="clear" w:color="auto" w:fill="auto"/>
-            <w:vAlign w:val="center"/>
-          </w:tcPr>
-          <w:p>
-            <w:pPr>
-              <w:pStyle w:val="BodyText"/>
+            <w:vAlign w:val="center"/>
+          </w:tcPr>
+          <w:p>
+            <w:pPr>
+              <w:pStyle w:val="Textoindependiente"/>
               <w:jc w:val="center"/>
               <w:rPr>
                 <w:rFonts w:ascii="Arial" w:hAnsi="Arial" w:cs="Arial"/>
@@ -6164,7 +6263,6 @@
         <w:tc>
           <w:tcPr>
             <w:tcW w:w="2950" w:type="dxa"/>
-            <w:shd w:val="clear" w:color="auto" w:fill="auto"/>
             <w:vAlign w:val="center"/>
           </w:tcPr>
           <w:p>
@@ -6180,12 +6278,11 @@
           <w:tcPr>
             <w:tcW w:w="4117" w:type="dxa"/>
             <w:gridSpan w:val="2"/>
-            <w:shd w:val="clear" w:color="auto" w:fill="auto"/>
-            <w:vAlign w:val="center"/>
-          </w:tcPr>
-          <w:p>
-            <w:pPr>
-              <w:pStyle w:val="BodyText"/>
+            <w:vAlign w:val="center"/>
+          </w:tcPr>
+          <w:p>
+            <w:pPr>
+              <w:pStyle w:val="Textoindependiente"/>
               <w:jc w:val="center"/>
               <w:rPr>
                 <w:rFonts w:ascii="Arial" w:hAnsi="Arial" w:cs="Arial"/>
@@ -6205,12 +6302,11 @@
           <w:tcPr>
             <w:tcW w:w="1448" w:type="dxa"/>
             <w:vMerge/>
-            <w:shd w:val="clear" w:color="auto" w:fill="auto"/>
-            <w:vAlign w:val="center"/>
-          </w:tcPr>
-          <w:p>
-            <w:pPr>
-              <w:pStyle w:val="BodyText"/>
+            <w:vAlign w:val="center"/>
+          </w:tcPr>
+          <w:p>
+            <w:pPr>
+              <w:pStyle w:val="Textoindependiente"/>
               <w:jc w:val="center"/>
               <w:rPr>
                 <w:rFonts w:ascii="Arial" w:hAnsi="Arial" w:cs="Arial"/>
@@ -6224,12 +6320,11 @@
         <w:tc>
           <w:tcPr>
             <w:tcW w:w="1666" w:type="dxa"/>
-            <w:shd w:val="clear" w:color="auto" w:fill="auto"/>
-            <w:vAlign w:val="center"/>
-          </w:tcPr>
-          <w:p>
-            <w:pPr>
-              <w:pStyle w:val="BodyText"/>
+            <w:vAlign w:val="center"/>
+          </w:tcPr>
+          <w:p>
+            <w:pPr>
+              <w:pStyle w:val="Textoindependiente"/>
               <w:jc w:val="center"/>
               <w:rPr>
                 <w:rFonts w:ascii="Arial" w:hAnsi="Arial" w:cs="Arial"/>
@@ -6252,12 +6347,11 @@
         <w:tc>
           <w:tcPr>
             <w:tcW w:w="2950" w:type="dxa"/>
-            <w:shd w:val="clear" w:color="auto" w:fill="auto"/>
-            <w:vAlign w:val="center"/>
-          </w:tcPr>
-          <w:p>
-            <w:pPr>
-              <w:pStyle w:val="BodyText"/>
+            <w:vAlign w:val="center"/>
+          </w:tcPr>
+          <w:p>
+            <w:pPr>
+              <w:pStyle w:val="Textoindependiente"/>
               <w:jc w:val="center"/>
               <w:rPr>
                 <w:rFonts w:ascii="Arial" w:hAnsi="Arial" w:cs="Arial"/>
@@ -6271,12 +6365,11 @@
           <w:tcPr>
             <w:tcW w:w="4117" w:type="dxa"/>
             <w:gridSpan w:val="2"/>
-            <w:shd w:val="clear" w:color="auto" w:fill="auto"/>
-            <w:vAlign w:val="center"/>
-          </w:tcPr>
-          <w:p>
-            <w:pPr>
-              <w:pStyle w:val="BodyText"/>
+            <w:vAlign w:val="center"/>
+          </w:tcPr>
+          <w:p>
+            <w:pPr>
+              <w:pStyle w:val="Textoindependiente"/>
               <w:jc w:val="center"/>
               <w:rPr>
                 <w:rFonts w:ascii="Arial" w:hAnsi="Arial" w:cs="Arial"/>
@@ -6296,12 +6389,11 @@
           <w:tcPr>
             <w:tcW w:w="1448" w:type="dxa"/>
             <w:vMerge w:val="restart"/>
-            <w:shd w:val="clear" w:color="auto" w:fill="auto"/>
-            <w:vAlign w:val="center"/>
-          </w:tcPr>
-          <w:p>
-            <w:pPr>
-              <w:pStyle w:val="BodyText"/>
+            <w:vAlign w:val="center"/>
+          </w:tcPr>
+          <w:p>
+            <w:pPr>
+              <w:pStyle w:val="Textoindependiente"/>
               <w:jc w:val="center"/>
               <w:rPr>
                 <w:rFonts w:ascii="Arial" w:hAnsi="Arial" w:cs="Arial"/>
@@ -6342,12 +6434,11 @@
         <w:tc>
           <w:tcPr>
             <w:tcW w:w="1666" w:type="dxa"/>
-            <w:shd w:val="clear" w:color="auto" w:fill="auto"/>
-            <w:vAlign w:val="center"/>
-          </w:tcPr>
-          <w:p>
-            <w:pPr>
-              <w:pStyle w:val="BodyText"/>
+            <w:vAlign w:val="center"/>
+          </w:tcPr>
+          <w:p>
+            <w:pPr>
+              <w:pStyle w:val="Textoindependiente"/>
               <w:jc w:val="center"/>
               <w:rPr>
                 <w:rFonts w:ascii="Arial" w:hAnsi="Arial" w:cs="Arial"/>
@@ -6379,12 +6470,11 @@
         <w:tc>
           <w:tcPr>
             <w:tcW w:w="2950" w:type="dxa"/>
-            <w:shd w:val="clear" w:color="auto" w:fill="auto"/>
-            <w:vAlign w:val="center"/>
-          </w:tcPr>
-          <w:p>
-            <w:pPr>
-              <w:pStyle w:val="BodyText"/>
+            <w:vAlign w:val="center"/>
+          </w:tcPr>
+          <w:p>
+            <w:pPr>
+              <w:pStyle w:val="Textoindependiente"/>
               <w:jc w:val="center"/>
               <w:rPr>
                 <w:rFonts w:ascii="Arial" w:hAnsi="Arial" w:cs="Arial"/>
@@ -6398,12 +6488,11 @@
           <w:tcPr>
             <w:tcW w:w="4117" w:type="dxa"/>
             <w:gridSpan w:val="2"/>
-            <w:shd w:val="clear" w:color="auto" w:fill="auto"/>
-            <w:vAlign w:val="center"/>
-          </w:tcPr>
-          <w:p>
-            <w:pPr>
-              <w:pStyle w:val="BodyText"/>
+            <w:vAlign w:val="center"/>
+          </w:tcPr>
+          <w:p>
+            <w:pPr>
+              <w:pStyle w:val="Textoindependiente"/>
               <w:jc w:val="center"/>
               <w:rPr>
                 <w:rFonts w:ascii="Arial" w:hAnsi="Arial" w:cs="Arial"/>
@@ -6423,12 +6512,11 @@
           <w:tcPr>
             <w:tcW w:w="1448" w:type="dxa"/>
             <w:vMerge/>
-            <w:shd w:val="clear" w:color="auto" w:fill="auto"/>
-            <w:vAlign w:val="center"/>
-          </w:tcPr>
-          <w:p>
-            <w:pPr>
-              <w:pStyle w:val="BodyText"/>
+            <w:vAlign w:val="center"/>
+          </w:tcPr>
+          <w:p>
+            <w:pPr>
+              <w:pStyle w:val="Textoindependiente"/>
               <w:jc w:val="center"/>
               <w:rPr>
                 <w:rFonts w:ascii="Arial" w:hAnsi="Arial" w:cs="Arial"/>
@@ -6442,12 +6530,11 @@
         <w:tc>
           <w:tcPr>
             <w:tcW w:w="1666" w:type="dxa"/>
-            <w:shd w:val="clear" w:color="auto" w:fill="auto"/>
-            <w:vAlign w:val="center"/>
-          </w:tcPr>
-          <w:p>
-            <w:pPr>
-              <w:pStyle w:val="BodyText"/>
+            <w:vAlign w:val="center"/>
+          </w:tcPr>
+          <w:p>
+            <w:pPr>
+              <w:pStyle w:val="Textoindependiente"/>
               <w:jc w:val="center"/>
               <w:rPr>
                 <w:rFonts w:ascii="Arial" w:hAnsi="Arial" w:cs="Arial"/>
@@ -6479,12 +6566,11 @@
         <w:tc>
           <w:tcPr>
             <w:tcW w:w="2950" w:type="dxa"/>
-            <w:shd w:val="clear" w:color="auto" w:fill="auto"/>
-            <w:vAlign w:val="center"/>
-          </w:tcPr>
-          <w:p>
-            <w:pPr>
-              <w:pStyle w:val="BodyText"/>
+            <w:vAlign w:val="center"/>
+          </w:tcPr>
+          <w:p>
+            <w:pPr>
+              <w:pStyle w:val="Textoindependiente"/>
               <w:jc w:val="center"/>
               <w:rPr>
                 <w:rFonts w:ascii="Arial" w:hAnsi="Arial" w:cs="Arial"/>
@@ -6498,12 +6584,11 @@
           <w:tcPr>
             <w:tcW w:w="4117" w:type="dxa"/>
             <w:gridSpan w:val="2"/>
-            <w:shd w:val="clear" w:color="auto" w:fill="auto"/>
-            <w:vAlign w:val="center"/>
-          </w:tcPr>
-          <w:p>
-            <w:pPr>
-              <w:pStyle w:val="BodyText"/>
+            <w:vAlign w:val="center"/>
+          </w:tcPr>
+          <w:p>
+            <w:pPr>
+              <w:pStyle w:val="Textoindependiente"/>
               <w:jc w:val="center"/>
               <w:rPr>
                 <w:rFonts w:ascii="Arial" w:hAnsi="Arial" w:cs="Arial"/>
@@ -6523,12 +6608,11 @@
           <w:tcPr>
             <w:tcW w:w="1448" w:type="dxa"/>
             <w:vMerge/>
-            <w:shd w:val="clear" w:color="auto" w:fill="auto"/>
-            <w:vAlign w:val="center"/>
-          </w:tcPr>
-          <w:p>
-            <w:pPr>
-              <w:pStyle w:val="BodyText"/>
+            <w:vAlign w:val="center"/>
+          </w:tcPr>
+          <w:p>
+            <w:pPr>
+              <w:pStyle w:val="Textoindependiente"/>
               <w:jc w:val="center"/>
               <w:rPr>
                 <w:rFonts w:ascii="Arial" w:hAnsi="Arial" w:cs="Arial"/>
@@ -6542,12 +6626,11 @@
         <w:tc>
           <w:tcPr>
             <w:tcW w:w="1666" w:type="dxa"/>
-            <w:shd w:val="clear" w:color="auto" w:fill="auto"/>
-            <w:vAlign w:val="center"/>
-          </w:tcPr>
-          <w:p>
-            <w:pPr>
-              <w:pStyle w:val="BodyText"/>
+            <w:vAlign w:val="center"/>
+          </w:tcPr>
+          <w:p>
+            <w:pPr>
+              <w:pStyle w:val="Textoindependiente"/>
               <w:jc w:val="center"/>
               <w:rPr>
                 <w:rFonts w:ascii="Arial" w:hAnsi="Arial" w:cs="Arial"/>
@@ -6570,12 +6653,11 @@
         <w:tc>
           <w:tcPr>
             <w:tcW w:w="2950" w:type="dxa"/>
-            <w:shd w:val="clear" w:color="auto" w:fill="auto"/>
-            <w:vAlign w:val="center"/>
-          </w:tcPr>
-          <w:p>
-            <w:pPr>
-              <w:pStyle w:val="BodyText"/>
+            <w:vAlign w:val="center"/>
+          </w:tcPr>
+          <w:p>
+            <w:pPr>
+              <w:pStyle w:val="Textoindependiente"/>
               <w:jc w:val="center"/>
               <w:rPr>
                 <w:rFonts w:ascii="Arial" w:hAnsi="Arial" w:cs="Arial"/>
@@ -6589,12 +6671,11 @@
           <w:tcPr>
             <w:tcW w:w="4117" w:type="dxa"/>
             <w:gridSpan w:val="2"/>
-            <w:shd w:val="clear" w:color="auto" w:fill="auto"/>
-            <w:vAlign w:val="center"/>
-          </w:tcPr>
-          <w:p>
-            <w:pPr>
-              <w:pStyle w:val="BodyText"/>
+            <w:vAlign w:val="center"/>
+          </w:tcPr>
+          <w:p>
+            <w:pPr>
+              <w:pStyle w:val="Textoindependiente"/>
               <w:jc w:val="center"/>
               <w:rPr>
                 <w:rFonts w:ascii="Arial" w:hAnsi="Arial" w:cs="Arial"/>
@@ -6614,12 +6695,11 @@
           <w:tcPr>
             <w:tcW w:w="1448" w:type="dxa"/>
             <w:vMerge/>
-            <w:shd w:val="clear" w:color="auto" w:fill="auto"/>
-            <w:vAlign w:val="center"/>
-          </w:tcPr>
-          <w:p>
-            <w:pPr>
-              <w:pStyle w:val="BodyText"/>
+            <w:vAlign w:val="center"/>
+          </w:tcPr>
+          <w:p>
+            <w:pPr>
+              <w:pStyle w:val="Textoindependiente"/>
               <w:jc w:val="center"/>
               <w:rPr>
                 <w:rFonts w:ascii="Arial" w:hAnsi="Arial" w:cs="Arial"/>
@@ -6633,12 +6713,11 @@
         <w:tc>
           <w:tcPr>
             <w:tcW w:w="1666" w:type="dxa"/>
-            <w:shd w:val="clear" w:color="auto" w:fill="auto"/>
-            <w:vAlign w:val="center"/>
-          </w:tcPr>
-          <w:p>
-            <w:pPr>
-              <w:pStyle w:val="BodyText"/>
+            <w:vAlign w:val="center"/>
+          </w:tcPr>
+          <w:p>
+            <w:pPr>
+              <w:pStyle w:val="Textoindependiente"/>
               <w:jc w:val="center"/>
               <w:rPr>
                 <w:rFonts w:ascii="Arial" w:hAnsi="Arial" w:cs="Arial"/>
@@ -6661,12 +6740,11 @@
         <w:tc>
           <w:tcPr>
             <w:tcW w:w="2950" w:type="dxa"/>
-            <w:shd w:val="clear" w:color="auto" w:fill="auto"/>
-            <w:vAlign w:val="center"/>
-          </w:tcPr>
-          <w:p>
-            <w:pPr>
-              <w:pStyle w:val="BodyText"/>
+            <w:vAlign w:val="center"/>
+          </w:tcPr>
+          <w:p>
+            <w:pPr>
+              <w:pStyle w:val="Textoindependiente"/>
               <w:jc w:val="center"/>
               <w:rPr>
                 <w:rFonts w:ascii="Arial" w:hAnsi="Arial" w:cs="Arial"/>
@@ -6680,12 +6758,11 @@
           <w:tcPr>
             <w:tcW w:w="4117" w:type="dxa"/>
             <w:gridSpan w:val="2"/>
-            <w:shd w:val="clear" w:color="auto" w:fill="auto"/>
-            <w:vAlign w:val="center"/>
-          </w:tcPr>
-          <w:p>
-            <w:pPr>
-              <w:pStyle w:val="BodyText"/>
+            <w:vAlign w:val="center"/>
+          </w:tcPr>
+          <w:p>
+            <w:pPr>
+              <w:pStyle w:val="Textoindependiente"/>
               <w:jc w:val="center"/>
               <w:rPr>
                 <w:rFonts w:ascii="Arial" w:hAnsi="Arial" w:cs="Arial"/>
@@ -6705,12 +6782,11 @@
           <w:tcPr>
             <w:tcW w:w="1448" w:type="dxa"/>
             <w:vMerge w:val="restart"/>
-            <w:shd w:val="clear" w:color="auto" w:fill="auto"/>
-            <w:vAlign w:val="center"/>
-          </w:tcPr>
-          <w:p>
-            <w:pPr>
-              <w:pStyle w:val="BodyText"/>
+            <w:vAlign w:val="center"/>
+          </w:tcPr>
+          <w:p>
+            <w:pPr>
+              <w:pStyle w:val="Textoindependiente"/>
               <w:jc w:val="center"/>
               <w:rPr>
                 <w:rFonts w:ascii="Arial" w:hAnsi="Arial" w:cs="Arial"/>
@@ -6751,12 +6827,11 @@
         <w:tc>
           <w:tcPr>
             <w:tcW w:w="1666" w:type="dxa"/>
-            <w:shd w:val="clear" w:color="auto" w:fill="auto"/>
-            <w:vAlign w:val="center"/>
-          </w:tcPr>
-          <w:p>
-            <w:pPr>
-              <w:pStyle w:val="BodyText"/>
+            <w:vAlign w:val="center"/>
+          </w:tcPr>
+          <w:p>
+            <w:pPr>
+              <w:pStyle w:val="Textoindependiente"/>
               <w:jc w:val="center"/>
               <w:rPr>
                 <w:rFonts w:ascii="Arial" w:hAnsi="Arial" w:cs="Arial"/>
@@ -6797,12 +6872,11 @@
         <w:tc>
           <w:tcPr>
             <w:tcW w:w="2950" w:type="dxa"/>
-            <w:shd w:val="clear" w:color="auto" w:fill="auto"/>
-            <w:vAlign w:val="center"/>
-          </w:tcPr>
-          <w:p>
-            <w:pPr>
-              <w:pStyle w:val="BodyText"/>
+            <w:vAlign w:val="center"/>
+          </w:tcPr>
+          <w:p>
+            <w:pPr>
+              <w:pStyle w:val="Textoindependiente"/>
               <w:jc w:val="center"/>
               <w:rPr>
                 <w:rFonts w:ascii="Arial" w:hAnsi="Arial" w:cs="Arial"/>
@@ -6816,12 +6890,11 @@
           <w:tcPr>
             <w:tcW w:w="4117" w:type="dxa"/>
             <w:gridSpan w:val="2"/>
-            <w:shd w:val="clear" w:color="auto" w:fill="auto"/>
-            <w:vAlign w:val="center"/>
-          </w:tcPr>
-          <w:p>
-            <w:pPr>
-              <w:pStyle w:val="BodyText"/>
+            <w:vAlign w:val="center"/>
+          </w:tcPr>
+          <w:p>
+            <w:pPr>
+              <w:pStyle w:val="Textoindependiente"/>
               <w:jc w:val="center"/>
               <w:rPr>
                 <w:rFonts w:ascii="Arial" w:hAnsi="Arial" w:cs="Arial"/>
@@ -6841,12 +6914,11 @@
           <w:tcPr>
             <w:tcW w:w="1448" w:type="dxa"/>
             <w:vMerge/>
-            <w:shd w:val="clear" w:color="auto" w:fill="auto"/>
-            <w:vAlign w:val="center"/>
-          </w:tcPr>
-          <w:p>
-            <w:pPr>
-              <w:pStyle w:val="BodyText"/>
+            <w:vAlign w:val="center"/>
+          </w:tcPr>
+          <w:p>
+            <w:pPr>
+              <w:pStyle w:val="Textoindependiente"/>
               <w:jc w:val="center"/>
               <w:rPr>
                 <w:rFonts w:ascii="Arial" w:hAnsi="Arial" w:cs="Arial"/>
@@ -6860,12 +6932,11 @@
         <w:tc>
           <w:tcPr>
             <w:tcW w:w="1666" w:type="dxa"/>
-            <w:shd w:val="clear" w:color="auto" w:fill="auto"/>
-            <w:vAlign w:val="center"/>
-          </w:tcPr>
-          <w:p>
-            <w:pPr>
-              <w:pStyle w:val="BodyText"/>
+            <w:vAlign w:val="center"/>
+          </w:tcPr>
+          <w:p>
+            <w:pPr>
+              <w:pStyle w:val="Textoindependiente"/>
               <w:jc w:val="center"/>
               <w:rPr>
                 <w:rFonts w:ascii="Arial" w:hAnsi="Arial" w:cs="Arial"/>
@@ -6888,12 +6959,11 @@
         <w:tc>
           <w:tcPr>
             <w:tcW w:w="2950" w:type="dxa"/>
-            <w:shd w:val="clear" w:color="auto" w:fill="auto"/>
-            <w:vAlign w:val="center"/>
-          </w:tcPr>
-          <w:p>
-            <w:pPr>
-              <w:pStyle w:val="BodyText"/>
+            <w:vAlign w:val="center"/>
+          </w:tcPr>
+          <w:p>
+            <w:pPr>
+              <w:pStyle w:val="Textoindependiente"/>
               <w:jc w:val="center"/>
               <w:rPr>
                 <w:rFonts w:ascii="Arial" w:hAnsi="Arial" w:cs="Arial"/>
@@ -6907,12 +6977,11 @@
           <w:tcPr>
             <w:tcW w:w="4117" w:type="dxa"/>
             <w:gridSpan w:val="2"/>
-            <w:shd w:val="clear" w:color="auto" w:fill="auto"/>
-            <w:vAlign w:val="center"/>
-          </w:tcPr>
-          <w:p>
-            <w:pPr>
-              <w:pStyle w:val="BodyText"/>
+            <w:vAlign w:val="center"/>
+          </w:tcPr>
+          <w:p>
+            <w:pPr>
+              <w:pStyle w:val="Textoindependiente"/>
               <w:jc w:val="center"/>
               <w:rPr>
                 <w:rFonts w:ascii="Arial" w:hAnsi="Arial" w:cs="Arial"/>
@@ -6932,12 +7001,11 @@
           <w:tcPr>
             <w:tcW w:w="1448" w:type="dxa"/>
             <w:vMerge/>
-            <w:shd w:val="clear" w:color="auto" w:fill="auto"/>
-            <w:vAlign w:val="center"/>
-          </w:tcPr>
-          <w:p>
-            <w:pPr>
-              <w:pStyle w:val="BodyText"/>
+            <w:vAlign w:val="center"/>
+          </w:tcPr>
+          <w:p>
+            <w:pPr>
+              <w:pStyle w:val="Textoindependiente"/>
               <w:jc w:val="center"/>
               <w:rPr>
                 <w:rFonts w:ascii="Arial" w:hAnsi="Arial" w:cs="Arial"/>
@@ -6951,12 +7019,11 @@
         <w:tc>
           <w:tcPr>
             <w:tcW w:w="1666" w:type="dxa"/>
-            <w:shd w:val="clear" w:color="auto" w:fill="auto"/>
-            <w:vAlign w:val="center"/>
-          </w:tcPr>
-          <w:p>
-            <w:pPr>
-              <w:pStyle w:val="BodyText"/>
+            <w:vAlign w:val="center"/>
+          </w:tcPr>
+          <w:p>
+            <w:pPr>
+              <w:pStyle w:val="Textoindependiente"/>
               <w:jc w:val="center"/>
               <w:rPr>
                 <w:rFonts w:ascii="Arial" w:hAnsi="Arial" w:cs="Arial"/>
@@ -6979,12 +7046,11 @@
         <w:tc>
           <w:tcPr>
             <w:tcW w:w="2950" w:type="dxa"/>
-            <w:shd w:val="clear" w:color="auto" w:fill="auto"/>
-            <w:vAlign w:val="center"/>
-          </w:tcPr>
-          <w:p>
-            <w:pPr>
-              <w:pStyle w:val="BodyText"/>
+            <w:vAlign w:val="center"/>
+          </w:tcPr>
+          <w:p>
+            <w:pPr>
+              <w:pStyle w:val="Textoindependiente"/>
               <w:jc w:val="center"/>
               <w:rPr>
                 <w:rFonts w:ascii="Arial" w:hAnsi="Arial" w:cs="Arial"/>
@@ -6998,12 +7064,11 @@
           <w:tcPr>
             <w:tcW w:w="4117" w:type="dxa"/>
             <w:gridSpan w:val="2"/>
-            <w:shd w:val="clear" w:color="auto" w:fill="auto"/>
-            <w:vAlign w:val="center"/>
-          </w:tcPr>
-          <w:p>
-            <w:pPr>
-              <w:pStyle w:val="BodyText"/>
+            <w:vAlign w:val="center"/>
+          </w:tcPr>
+          <w:p>
+            <w:pPr>
+              <w:pStyle w:val="Textoindependiente"/>
               <w:jc w:val="center"/>
               <w:rPr>
                 <w:rFonts w:ascii="Arial" w:hAnsi="Arial" w:cs="Arial"/>
@@ -7023,12 +7088,11 @@
           <w:tcPr>
             <w:tcW w:w="1448" w:type="dxa"/>
             <w:vMerge w:val="restart"/>
-            <w:shd w:val="clear" w:color="auto" w:fill="auto"/>
-            <w:vAlign w:val="center"/>
-          </w:tcPr>
-          <w:p>
-            <w:pPr>
-              <w:pStyle w:val="BodyText"/>
+            <w:vAlign w:val="center"/>
+          </w:tcPr>
+          <w:p>
+            <w:pPr>
+              <w:pStyle w:val="Textoindependiente"/>
               <w:jc w:val="center"/>
               <w:rPr>
                 <w:rFonts w:ascii="Arial" w:hAnsi="Arial" w:cs="Arial"/>
@@ -7069,12 +7133,11 @@
         <w:tc>
           <w:tcPr>
             <w:tcW w:w="1666" w:type="dxa"/>
-            <w:shd w:val="clear" w:color="auto" w:fill="auto"/>
-            <w:vAlign w:val="center"/>
-          </w:tcPr>
-          <w:p>
-            <w:pPr>
-              <w:pStyle w:val="BodyText"/>
+            <w:vAlign w:val="center"/>
+          </w:tcPr>
+          <w:p>
+            <w:pPr>
+              <w:pStyle w:val="Textoindependiente"/>
               <w:jc w:val="center"/>
               <w:rPr>
                 <w:rFonts w:ascii="Arial" w:hAnsi="Arial" w:cs="Arial"/>
@@ -7106,12 +7169,11 @@
         <w:tc>
           <w:tcPr>
             <w:tcW w:w="2950" w:type="dxa"/>
-            <w:shd w:val="clear" w:color="auto" w:fill="auto"/>
-            <w:vAlign w:val="center"/>
-          </w:tcPr>
-          <w:p>
-            <w:pPr>
-              <w:pStyle w:val="BodyText"/>
+            <w:vAlign w:val="center"/>
+          </w:tcPr>
+          <w:p>
+            <w:pPr>
+              <w:pStyle w:val="Textoindependiente"/>
               <w:jc w:val="center"/>
               <w:rPr>
                 <w:rFonts w:ascii="Arial" w:hAnsi="Arial" w:cs="Arial"/>
@@ -7125,12 +7187,11 @@
           <w:tcPr>
             <w:tcW w:w="4117" w:type="dxa"/>
             <w:gridSpan w:val="2"/>
-            <w:shd w:val="clear" w:color="auto" w:fill="auto"/>
-            <w:vAlign w:val="center"/>
-          </w:tcPr>
-          <w:p>
-            <w:pPr>
-              <w:pStyle w:val="BodyText"/>
+            <w:vAlign w:val="center"/>
+          </w:tcPr>
+          <w:p>
+            <w:pPr>
+              <w:pStyle w:val="Textoindependiente"/>
               <w:jc w:val="center"/>
               <w:rPr>
                 <w:rFonts w:ascii="Arial" w:hAnsi="Arial" w:cs="Arial"/>
@@ -7150,12 +7211,11 @@
           <w:tcPr>
             <w:tcW w:w="1448" w:type="dxa"/>
             <w:vMerge/>
-            <w:shd w:val="clear" w:color="auto" w:fill="auto"/>
-            <w:vAlign w:val="center"/>
-          </w:tcPr>
-          <w:p>
-            <w:pPr>
-              <w:pStyle w:val="BodyText"/>
+            <w:vAlign w:val="center"/>
+          </w:tcPr>
+          <w:p>
+            <w:pPr>
+              <w:pStyle w:val="Textoindependiente"/>
               <w:jc w:val="center"/>
               <w:rPr>
                 <w:rFonts w:ascii="Arial" w:hAnsi="Arial" w:cs="Arial"/>
@@ -7169,12 +7229,11 @@
         <w:tc>
           <w:tcPr>
             <w:tcW w:w="1666" w:type="dxa"/>
-            <w:shd w:val="clear" w:color="auto" w:fill="auto"/>
-            <w:vAlign w:val="center"/>
-          </w:tcPr>
-          <w:p>
-            <w:pPr>
-              <w:pStyle w:val="BodyText"/>
+            <w:vAlign w:val="center"/>
+          </w:tcPr>
+          <w:p>
+            <w:pPr>
+              <w:pStyle w:val="Textoindependiente"/>
               <w:jc w:val="center"/>
               <w:rPr>
                 <w:rFonts w:ascii="Arial" w:hAnsi="Arial" w:cs="Arial"/>
@@ -7206,12 +7265,11 @@
         <w:tc>
           <w:tcPr>
             <w:tcW w:w="2950" w:type="dxa"/>
-            <w:shd w:val="clear" w:color="auto" w:fill="auto"/>
-            <w:vAlign w:val="center"/>
-          </w:tcPr>
-          <w:p>
-            <w:pPr>
-              <w:pStyle w:val="BodyText"/>
+            <w:vAlign w:val="center"/>
+          </w:tcPr>
+          <w:p>
+            <w:pPr>
+              <w:pStyle w:val="Textoindependiente"/>
               <w:jc w:val="center"/>
               <w:rPr>
                 <w:rFonts w:ascii="Arial" w:hAnsi="Arial" w:cs="Arial"/>
@@ -7225,12 +7283,11 @@
           <w:tcPr>
             <w:tcW w:w="4117" w:type="dxa"/>
             <w:gridSpan w:val="2"/>
-            <w:shd w:val="clear" w:color="auto" w:fill="auto"/>
-            <w:vAlign w:val="center"/>
-          </w:tcPr>
-          <w:p>
-            <w:pPr>
-              <w:pStyle w:val="BodyText"/>
+            <w:vAlign w:val="center"/>
+          </w:tcPr>
+          <w:p>
+            <w:pPr>
+              <w:pStyle w:val="Textoindependiente"/>
               <w:jc w:val="center"/>
               <w:rPr>
                 <w:rFonts w:ascii="Arial" w:hAnsi="Arial" w:cs="Arial"/>
@@ -7244,7 +7301,7 @@
     </w:tbl>
     <w:p>
       <w:pPr>
-        <w:pStyle w:val="BodyText"/>
+        <w:pStyle w:val="Textoindependiente"/>
         <w:tabs>
           <w:tab w:val="left" w:pos="581"/>
         </w:tabs>
@@ -7258,7 +7315,7 @@
       </w:pPr>
     </w:p>
     <w:sectPr>
-      <w:footerReference w:type="default" r:id="rId9"/>
+      <w:footerReference w:type="default" r:id="rId10"/>
       <w:pgSz w:w="12240" w:h="15840"/>
       <w:pgMar w:top="940" w:right="580" w:bottom="1140" w:left="500" w:header="0" w:footer="959" w:gutter="0"/>
       <w:cols w:space="720"/>
@@ -7268,7 +7325,7 @@
 </file>
 
 <file path=word/endnotes.xml><?xml version="1.0" encoding="utf-8"?>
-<w:endnotes xmlns:wpc="http://schemas.microsoft.com/office/word/2010/wordprocessingCanvas" xmlns:cx="http://schemas.microsoft.com/office/drawing/2014/chartex" xmlns:cx1="http://schemas.microsoft.com/office/drawing/2015/9/8/chartex" xmlns:cx2="http://schemas.microsoft.com/office/drawing/2015/10/21/chartex" xmlns:cx3="http://schemas.microsoft.com/office/drawing/2016/5/9/chartex" xmlns:cx4="http://schemas.microsoft.com/office/drawing/2016/5/10/chartex" xmlns:cx5="http://schemas.microsoft.com/office/drawing/2016/5/11/chartex" xmlns:cx6="http://schemas.microsoft.com/office/drawing/2016/5/12/chartex" xmlns:cx7="http://schemas.microsoft.com/office/drawing/2016/5/13/chartex" xmlns:cx8="http://schemas.microsoft.com/office/drawing/2016/5/14/chartex" xmlns:mc="http://schemas.openxmlformats.org/markup-compatibility/2006" xmlns:aink="http://schemas.microsoft.com/office/drawing/2016/ink" xmlns:am3d="http://schemas.microsoft.com/office/drawing/2017/model3d" xmlns:o="urn:schemas-microsoft-com:office:office" xmlns:oel="http://schemas.microsoft.com/office/2019/extlst" xmlns:r="http://schemas.openxmlformats.org/officeDocument/2006/relationships" xmlns:m="http://schemas.openxmlformats.org/officeDocument/2006/math" xmlns:v="urn:schemas-microsoft-com:vml" xmlns:wp14="http://schemas.microsoft.com/office/word/2010/wordprocessingDrawing" xmlns:wp="http://schemas.openxmlformats.org/drawingml/2006/wordprocessingDrawing" xmlns:w10="urn:schemas-microsoft-com:office:word" xmlns:w="http://schemas.openxmlformats.org/wordprocessingml/2006/main" xmlns:w14="http://schemas.microsoft.com/office/word/2010/wordml" xmlns:w15="http://schemas.microsoft.com/office/word/2012/wordml" xmlns:w16cex="http://schemas.microsoft.com/office/word/2018/wordml/cex" xmlns:w16cid="http://schemas.microsoft.com/office/word/2016/wordml/cid" xmlns:w16="http://schemas.microsoft.com/office/word/2018/wordml" xmlns:w16sdtdh="http://schemas.microsoft.com/office/word/2020/wordml/sdtdatahash" xmlns:w16se="http://schemas.microsoft.com/office/word/2015/wordml/symex" xmlns:wpg="http://schemas.microsoft.com/office/word/2010/wordprocessingGroup" xmlns:wpi="http://schemas.microsoft.com/office/word/2010/wordprocessingInk" xmlns:wne="http://schemas.microsoft.com/office/word/2006/wordml" xmlns:wps="http://schemas.microsoft.com/office/word/2010/wordprocessingShape" mc:Ignorable="w14 w15 w16se w16cid w16 w16cex w16sdtdh wp14">
+<w:endnotes xmlns:wpc="http://schemas.microsoft.com/office/word/2010/wordprocessingCanvas" xmlns:cx="http://schemas.microsoft.com/office/drawing/2014/chartex" xmlns:cx1="http://schemas.microsoft.com/office/drawing/2015/9/8/chartex" xmlns:cx2="http://schemas.microsoft.com/office/drawing/2015/10/21/chartex" xmlns:cx3="http://schemas.microsoft.com/office/drawing/2016/5/9/chartex" xmlns:cx4="http://schemas.microsoft.com/office/drawing/2016/5/10/chartex" xmlns:cx5="http://schemas.microsoft.com/office/drawing/2016/5/11/chartex" xmlns:cx6="http://schemas.microsoft.com/office/drawing/2016/5/12/chartex" xmlns:cx7="http://schemas.microsoft.com/office/drawing/2016/5/13/chartex" xmlns:cx8="http://schemas.microsoft.com/office/drawing/2016/5/14/chartex" xmlns:mc="http://schemas.openxmlformats.org/markup-compatibility/2006" xmlns:aink="http://schemas.microsoft.com/office/drawing/2016/ink" xmlns:am3d="http://schemas.microsoft.com/office/drawing/2017/model3d" xmlns:o="urn:schemas-microsoft-com:office:office" xmlns:oel="http://schemas.microsoft.com/office/2019/extlst" xmlns:r="http://schemas.openxmlformats.org/officeDocument/2006/relationships" xmlns:m="http://schemas.openxmlformats.org/officeDocument/2006/math" xmlns:v="urn:schemas-microsoft-com:vml" xmlns:wp14="http://schemas.microsoft.com/office/word/2010/wordprocessingDrawing" xmlns:wp="http://schemas.openxmlformats.org/drawingml/2006/wordprocessingDrawing" xmlns:w10="urn:schemas-microsoft-com:office:word" xmlns:w="http://schemas.openxmlformats.org/wordprocessingml/2006/main" xmlns:w14="http://schemas.microsoft.com/office/word/2010/wordml" xmlns:w15="http://schemas.microsoft.com/office/word/2012/wordml" xmlns:w16cex="http://schemas.microsoft.com/office/word/2018/wordml/cex" xmlns:w16cid="http://schemas.microsoft.com/office/word/2016/wordml/cid" xmlns:w16="http://schemas.microsoft.com/office/word/2018/wordml" xmlns:w16du="http://schemas.microsoft.com/office/word/2023/wordml/word16du" xmlns:w16sdtdh="http://schemas.microsoft.com/office/word/2020/wordml/sdtdatahash" xmlns:w16sdtfl="http://schemas.microsoft.com/office/word/2024/wordml/sdtformatlock" xmlns:w16se="http://schemas.microsoft.com/office/word/2015/wordml/symex" xmlns:wpg="http://schemas.microsoft.com/office/word/2010/wordprocessingGroup" xmlns:wpi="http://schemas.microsoft.com/office/word/2010/wordprocessingInk" xmlns:wne="http://schemas.microsoft.com/office/word/2006/wordml" xmlns:wps="http://schemas.microsoft.com/office/word/2010/wordprocessingShape" mc:Ignorable="w14 w15 w16se w16cid w16 w16cex w16sdtdh w16sdtfl w16du wp14">
   <w:endnote w:type="separator" w:id="-1">
     <w:p>
       <w:r>
@@ -7287,7 +7344,7 @@
 </file>
 
 <file path=word/footer1.xml><?xml version="1.0" encoding="utf-8"?>
-<w:ftr xmlns:wpc="http://schemas.microsoft.com/office/word/2010/wordprocessingCanvas" xmlns:cx="http://schemas.microsoft.com/office/drawing/2014/chartex" xmlns:cx1="http://schemas.microsoft.com/office/drawing/2015/9/8/chartex" xmlns:cx2="http://schemas.microsoft.com/office/drawing/2015/10/21/chartex" xmlns:cx3="http://schemas.microsoft.com/office/drawing/2016/5/9/chartex" xmlns:cx4="http://schemas.microsoft.com/office/drawing/2016/5/10/chartex" xmlns:cx5="http://schemas.microsoft.com/office/drawing/2016/5/11/chartex" xmlns:cx6="http://schemas.microsoft.com/office/drawing/2016/5/12/chartex" xmlns:cx7="http://schemas.microsoft.com/office/drawing/2016/5/13/chartex" xmlns:cx8="http://schemas.microsoft.com/office/drawing/2016/5/14/chartex" xmlns:mc="http://schemas.openxmlformats.org/markup-compatibility/2006" xmlns:aink="http://schemas.microsoft.com/office/drawing/2016/ink" xmlns:am3d="http://schemas.microsoft.com/office/drawing/2017/model3d" xmlns:o="urn:schemas-microsoft-com:office:office" xmlns:oel="http://schemas.microsoft.com/office/2019/extlst" xmlns:r="http://schemas.openxmlformats.org/officeDocument/2006/relationships" xmlns:m="http://schemas.openxmlformats.org/officeDocument/2006/math" xmlns:v="urn:schemas-microsoft-com:vml" xmlns:wp14="http://schemas.microsoft.com/office/word/2010/wordprocessingDrawing" xmlns:wp="http://schemas.openxmlformats.org/drawingml/2006/wordprocessingDrawing" xmlns:w10="urn:schemas-microsoft-com:office:word" xmlns:w="http://schemas.openxmlformats.org/wordprocessingml/2006/main" xmlns:w14="http://schemas.microsoft.com/office/word/2010/wordml" xmlns:w15="http://schemas.microsoft.com/office/word/2012/wordml" xmlns:w16cex="http://schemas.microsoft.com/office/word/2018/wordml/cex" xmlns:w16cid="http://schemas.microsoft.com/office/word/2016/wordml/cid" xmlns:w16="http://schemas.microsoft.com/office/word/2018/wordml" xmlns:w16sdtdh="http://schemas.microsoft.com/office/word/2020/wordml/sdtdatahash" xmlns:w16se="http://schemas.microsoft.com/office/word/2015/wordml/symex" xmlns:wpg="http://schemas.microsoft.com/office/word/2010/wordprocessingGroup" xmlns:wpi="http://schemas.microsoft.com/office/word/2010/wordprocessingInk" xmlns:wne="http://schemas.microsoft.com/office/word/2006/wordml" xmlns:wps="http://schemas.microsoft.com/office/word/2010/wordprocessingShape" mc:Ignorable="w14 w15 w16se w16cid w16 w16cex w16sdtdh wp14">
+<w:ftr xmlns:wpc="http://schemas.microsoft.com/office/word/2010/wordprocessingCanvas" xmlns:cx="http://schemas.microsoft.com/office/drawing/2014/chartex" xmlns:cx1="http://schemas.microsoft.com/office/drawing/2015/9/8/chartex" xmlns:cx2="http://schemas.microsoft.com/office/drawing/2015/10/21/chartex" xmlns:cx3="http://schemas.microsoft.com/office/drawing/2016/5/9/chartex" xmlns:cx4="http://schemas.microsoft.com/office/drawing/2016/5/10/chartex" xmlns:cx5="http://schemas.microsoft.com/office/drawing/2016/5/11/chartex" xmlns:cx6="http://schemas.microsoft.com/office/drawing/2016/5/12/chartex" xmlns:cx7="http://schemas.microsoft.com/office/drawing/2016/5/13/chartex" xmlns:cx8="http://schemas.microsoft.com/office/drawing/2016/5/14/chartex" xmlns:mc="http://schemas.openxmlformats.org/markup-compatibility/2006" xmlns:aink="http://schemas.microsoft.com/office/drawing/2016/ink" xmlns:am3d="http://schemas.microsoft.com/office/drawing/2017/model3d" xmlns:o="urn:schemas-microsoft-com:office:office" xmlns:oel="http://schemas.microsoft.com/office/2019/extlst" xmlns:r="http://schemas.openxmlformats.org/officeDocument/2006/relationships" xmlns:m="http://schemas.openxmlformats.org/officeDocument/2006/math" xmlns:v="urn:schemas-microsoft-com:vml" xmlns:wp14="http://schemas.microsoft.com/office/word/2010/wordprocessingDrawing" xmlns:wp="http://schemas.openxmlformats.org/drawingml/2006/wordprocessingDrawing" xmlns:w10="urn:schemas-microsoft-com:office:word" xmlns:w="http://schemas.openxmlformats.org/wordprocessingml/2006/main" xmlns:w14="http://schemas.microsoft.com/office/word/2010/wordml" xmlns:w15="http://schemas.microsoft.com/office/word/2012/wordml" xmlns:w16cex="http://schemas.microsoft.com/office/word/2018/wordml/cex" xmlns:w16cid="http://schemas.microsoft.com/office/word/2016/wordml/cid" xmlns:w16="http://schemas.microsoft.com/office/word/2018/wordml" xmlns:w16du="http://schemas.microsoft.com/office/word/2023/wordml/word16du" xmlns:w16sdtdh="http://schemas.microsoft.com/office/word/2020/wordml/sdtdatahash" xmlns:w16sdtfl="http://schemas.microsoft.com/office/word/2024/wordml/sdtformatlock" xmlns:w16se="http://schemas.microsoft.com/office/word/2015/wordml/symex" xmlns:wpg="http://schemas.microsoft.com/office/word/2010/wordprocessingGroup" xmlns:wpi="http://schemas.microsoft.com/office/word/2010/wordprocessingInk" xmlns:wne="http://schemas.microsoft.com/office/word/2006/wordml" xmlns:wps="http://schemas.microsoft.com/office/word/2010/wordprocessingShape" mc:Ignorable="w14 w15 w16se w16cid w16 w16cex w16sdtdh w16sdtfl w16du wp14">
   <w:p>
     <w:pPr>
       <w:spacing w:line="14" w:lineRule="auto"/>
@@ -7301,7 +7358,7 @@
 </file>
 
 <file path=word/footnotes.xml><?xml version="1.0" encoding="utf-8"?>
-<w:footnotes xmlns:wpc="http://schemas.microsoft.com/office/word/2010/wordprocessingCanvas" xmlns:cx="http://schemas.microsoft.com/office/drawing/2014/chartex" xmlns:cx1="http://schemas.microsoft.com/office/drawing/2015/9/8/chartex" xmlns:cx2="http://schemas.microsoft.com/office/drawing/2015/10/21/chartex" xmlns:cx3="http://schemas.microsoft.com/office/drawing/2016/5/9/chartex" xmlns:cx4="http://schemas.microsoft.com/office/drawing/2016/5/10/chartex" xmlns:cx5="http://schemas.microsoft.com/office/drawing/2016/5/11/chartex" xmlns:cx6="http://schemas.microsoft.com/office/drawing/2016/5/12/chartex" xmlns:cx7="http://schemas.microsoft.com/office/drawing/2016/5/13/chartex" xmlns:cx8="http://schemas.microsoft.com/office/drawing/2016/5/14/chartex" xmlns:mc="http://schemas.openxmlformats.org/markup-compatibility/2006" xmlns:aink="http://schemas.microsoft.com/office/drawing/2016/ink" xmlns:am3d="http://schemas.microsoft.com/office/drawing/2017/model3d" xmlns:o="urn:schemas-microsoft-com:office:office" xmlns:oel="http://schemas.microsoft.com/office/2019/extlst" xmlns:r="http://schemas.openxmlformats.org/officeDocument/2006/relationships" xmlns:m="http://schemas.openxmlformats.org/officeDocument/2006/math" xmlns:v="urn:schemas-microsoft-com:vml" xmlns:wp14="http://schemas.microsoft.com/office/word/2010/wordprocessingDrawing" xmlns:wp="http://schemas.openxmlformats.org/drawingml/2006/wordprocessingDrawing" xmlns:w10="urn:schemas-microsoft-com:office:word" xmlns:w="http://schemas.openxmlformats.org/wordprocessingml/2006/main" xmlns:w14="http://schemas.microsoft.com/office/word/2010/wordml" xmlns:w15="http://schemas.microsoft.com/office/word/2012/wordml" xmlns:w16cex="http://schemas.microsoft.com/office/word/2018/wordml/cex" xmlns:w16cid="http://schemas.microsoft.com/office/word/2016/wordml/cid" xmlns:w16="http://schemas.microsoft.com/office/word/2018/wordml" xmlns:w16sdtdh="http://schemas.microsoft.com/office/word/2020/wordml/sdtdatahash" xmlns:w16se="http://schemas.microsoft.com/office/word/2015/wordml/symex" xmlns:wpg="http://schemas.microsoft.com/office/word/2010/wordprocessingGroup" xmlns:wpi="http://schemas.microsoft.com/office/word/2010/wordprocessingInk" xmlns:wne="http://schemas.microsoft.com/office/word/2006/wordml" xmlns:wps="http://schemas.microsoft.com/office/word/2010/wordprocessingShape" mc:Ignorable="w14 w15 w16se w16cid w16 w16cex w16sdtdh wp14">
+<w:footnotes xmlns:wpc="http://schemas.microsoft.com/office/word/2010/wordprocessingCanvas" xmlns:cx="http://schemas.microsoft.com/office/drawing/2014/chartex" xmlns:cx1="http://schemas.microsoft.com/office/drawing/2015/9/8/chartex" xmlns:cx2="http://schemas.microsoft.com/office/drawing/2015/10/21/chartex" xmlns:cx3="http://schemas.microsoft.com/office/drawing/2016/5/9/chartex" xmlns:cx4="http://schemas.microsoft.com/office/drawing/2016/5/10/chartex" xmlns:cx5="http://schemas.microsoft.com/office/drawing/2016/5/11/chartex" xmlns:cx6="http://schemas.microsoft.com/office/drawing/2016/5/12/chartex" xmlns:cx7="http://schemas.microsoft.com/office/drawing/2016/5/13/chartex" xmlns:cx8="http://schemas.microsoft.com/office/drawing/2016/5/14/chartex" xmlns:mc="http://schemas.openxmlformats.org/markup-compatibility/2006" xmlns:aink="http://schemas.microsoft.com/office/drawing/2016/ink" xmlns:am3d="http://schemas.microsoft.com/office/drawing/2017/model3d" xmlns:o="urn:schemas-microsoft-com:office:office" xmlns:oel="http://schemas.microsoft.com/office/2019/extlst" xmlns:r="http://schemas.openxmlformats.org/officeDocument/2006/relationships" xmlns:m="http://schemas.openxmlformats.org/officeDocument/2006/math" xmlns:v="urn:schemas-microsoft-com:vml" xmlns:wp14="http://schemas.microsoft.com/office/word/2010/wordprocessingDrawing" xmlns:wp="http://schemas.openxmlformats.org/drawingml/2006/wordprocessingDrawing" xmlns:w10="urn:schemas-microsoft-com:office:word" xmlns:w="http://schemas.openxmlformats.org/wordprocessingml/2006/main" xmlns:w14="http://schemas.microsoft.com/office/word/2010/wordml" xmlns:w15="http://schemas.microsoft.com/office/word/2012/wordml" xmlns:w16cex="http://schemas.microsoft.com/office/word/2018/wordml/cex" xmlns:w16cid="http://schemas.microsoft.com/office/word/2016/wordml/cid" xmlns:w16="http://schemas.microsoft.com/office/word/2018/wordml" xmlns:w16du="http://schemas.microsoft.com/office/word/2023/wordml/word16du" xmlns:w16sdtdh="http://schemas.microsoft.com/office/word/2020/wordml/sdtdatahash" xmlns:w16sdtfl="http://schemas.microsoft.com/office/word/2024/wordml/sdtformatlock" xmlns:w16se="http://schemas.microsoft.com/office/word/2015/wordml/symex" xmlns:wpg="http://schemas.microsoft.com/office/word/2010/wordprocessingGroup" xmlns:wpi="http://schemas.microsoft.com/office/word/2010/wordprocessingInk" xmlns:wne="http://schemas.microsoft.com/office/word/2006/wordml" xmlns:wps="http://schemas.microsoft.com/office/word/2010/wordprocessingShape" mc:Ignorable="w14 w15 w16se w16cid w16 w16cex w16sdtdh w16sdtfl w16du wp14">
   <w:footnote w:type="separator" w:id="-1">
     <w:p>
       <w:r>
@@ -7320,7 +7377,7 @@
 </file>
 
 <file path=word/numbering.xml><?xml version="1.0" encoding="utf-8"?>
-<w:numbering xmlns:wpc="http://schemas.microsoft.com/office/word/2010/wordprocessingCanvas" xmlns:cx="http://schemas.microsoft.com/office/drawing/2014/chartex" xmlns:cx1="http://schemas.microsoft.com/office/drawing/2015/9/8/chartex" xmlns:cx2="http://schemas.microsoft.com/office/drawing/2015/10/21/chartex" xmlns:cx3="http://schemas.microsoft.com/office/drawing/2016/5/9/chartex" xmlns:cx4="http://schemas.microsoft.com/office/drawing/2016/5/10/chartex" xmlns:cx5="http://schemas.microsoft.com/office/drawing/2016/5/11/chartex" xmlns:cx6="http://schemas.microsoft.com/office/drawing/2016/5/12/chartex" xmlns:cx7="http://schemas.microsoft.com/office/drawing/2016/5/13/chartex" xmlns:cx8="http://schemas.microsoft.com/office/drawing/2016/5/14/chartex" xmlns:mc="http://schemas.openxmlformats.org/markup-compatibility/2006" xmlns:aink="http://schemas.microsoft.com/office/drawing/2016/ink" xmlns:am3d="http://schemas.microsoft.com/office/drawing/2017/model3d" xmlns:o="urn:schemas-microsoft-com:office:office" xmlns:oel="http://schemas.microsoft.com/office/2019/extlst" xmlns:r="http://schemas.openxmlformats.org/officeDocument/2006/relationships" xmlns:m="http://schemas.openxmlformats.org/officeDocument/2006/math" xmlns:v="urn:schemas-microsoft-com:vml" xmlns:wp14="http://schemas.microsoft.com/office/word/2010/wordprocessingDrawing" xmlns:wp="http://schemas.openxmlformats.org/drawingml/2006/wordprocessingDrawing" xmlns:w10="urn:schemas-microsoft-com:office:word" xmlns:w="http://schemas.openxmlformats.org/wordprocessingml/2006/main" xmlns:w14="http://schemas.microsoft.com/office/word/2010/wordml" xmlns:w15="http://schemas.microsoft.com/office/word/2012/wordml" xmlns:w16cex="http://schemas.microsoft.com/office/word/2018/wordml/cex" xmlns:w16cid="http://schemas.microsoft.com/office/word/2016/wordml/cid" xmlns:w16="http://schemas.microsoft.com/office/word/2018/wordml" xmlns:w16sdtdh="http://schemas.microsoft.com/office/word/2020/wordml/sdtdatahash" xmlns:w16se="http://schemas.microsoft.com/office/word/2015/wordml/symex" xmlns:wpg="http://schemas.microsoft.com/office/word/2010/wordprocessingGroup" xmlns:wpi="http://schemas.microsoft.com/office/word/2010/wordprocessingInk" xmlns:wne="http://schemas.microsoft.com/office/word/2006/wordml" xmlns:wps="http://schemas.microsoft.com/office/word/2010/wordprocessingShape" mc:Ignorable="w14 w15 w16se w16cid w16 w16cex w16sdtdh wp14">
+<w:numbering xmlns:wpc="http://schemas.microsoft.com/office/word/2010/wordprocessingCanvas" xmlns:cx="http://schemas.microsoft.com/office/drawing/2014/chartex" xmlns:cx1="http://schemas.microsoft.com/office/drawing/2015/9/8/chartex" xmlns:cx2="http://schemas.microsoft.com/office/drawing/2015/10/21/chartex" xmlns:cx3="http://schemas.microsoft.com/office/drawing/2016/5/9/chartex" xmlns:cx4="http://schemas.microsoft.com/office/drawing/2016/5/10/chartex" xmlns:cx5="http://schemas.microsoft.com/office/drawing/2016/5/11/chartex" xmlns:cx6="http://schemas.microsoft.com/office/drawing/2016/5/12/chartex" xmlns:cx7="http://schemas.microsoft.com/office/drawing/2016/5/13/chartex" xmlns:cx8="http://schemas.microsoft.com/office/drawing/2016/5/14/chartex" xmlns:mc="http://schemas.openxmlformats.org/markup-compatibility/2006" xmlns:aink="http://schemas.microsoft.com/office/drawing/2016/ink" xmlns:am3d="http://schemas.microsoft.com/office/drawing/2017/model3d" xmlns:o="urn:schemas-microsoft-com:office:office" xmlns:oel="http://schemas.microsoft.com/office/2019/extlst" xmlns:r="http://schemas.openxmlformats.org/officeDocument/2006/relationships" xmlns:m="http://schemas.openxmlformats.org/officeDocument/2006/math" xmlns:v="urn:schemas-microsoft-com:vml" xmlns:wp14="http://schemas.microsoft.com/office/word/2010/wordprocessingDrawing" xmlns:wp="http://schemas.openxmlformats.org/drawingml/2006/wordprocessingDrawing" xmlns:w10="urn:schemas-microsoft-com:office:word" xmlns:w="http://schemas.openxmlformats.org/wordprocessingml/2006/main" xmlns:w14="http://schemas.microsoft.com/office/word/2010/wordml" xmlns:w15="http://schemas.microsoft.com/office/word/2012/wordml" xmlns:w16cex="http://schemas.microsoft.com/office/word/2018/wordml/cex" xmlns:w16cid="http://schemas.microsoft.com/office/word/2016/wordml/cid" xmlns:w16="http://schemas.microsoft.com/office/word/2018/wordml" xmlns:w16du="http://schemas.microsoft.com/office/word/2023/wordml/word16du" xmlns:w16sdtdh="http://schemas.microsoft.com/office/word/2020/wordml/sdtdatahash" xmlns:w16sdtfl="http://schemas.microsoft.com/office/word/2024/wordml/sdtformatlock" xmlns:w16se="http://schemas.microsoft.com/office/word/2015/wordml/symex" xmlns:wpg="http://schemas.microsoft.com/office/word/2010/wordprocessingGroup" xmlns:wpi="http://schemas.microsoft.com/office/word/2010/wordprocessingInk" xmlns:wne="http://schemas.microsoft.com/office/word/2006/wordml" xmlns:wps="http://schemas.microsoft.com/office/word/2010/wordprocessingShape" mc:Ignorable="w14 w15 w16se w16cid w16 w16cex w16sdtdh w16sdtfl w16du wp14">
   <w:abstractNum w:abstractNumId="0" w15:restartNumberingAfterBreak="0">
     <w:nsid w:val="34F845FD"/>
     <w:multiLevelType w:val="hybridMultilevel"/>
@@ -7745,7 +7802,7 @@
 </file>
 
 <file path=word/styles.xml><?xml version="1.0" encoding="utf-8"?>
-<w:styles xmlns:mc="http://schemas.openxmlformats.org/markup-compatibility/2006" xmlns:r="http://schemas.openxmlformats.org/officeDocument/2006/relationships" xmlns:w="http://schemas.openxmlformats.org/wordprocessingml/2006/main" xmlns:w14="http://schemas.microsoft.com/office/word/2010/wordml" xmlns:w15="http://schemas.microsoft.com/office/word/2012/wordml" xmlns:w16cex="http://schemas.microsoft.com/office/word/2018/wordml/cex" xmlns:w16cid="http://schemas.microsoft.com/office/word/2016/wordml/cid" xmlns:w16="http://schemas.microsoft.com/office/word/2018/wordml" xmlns:w16sdtdh="http://schemas.microsoft.com/office/word/2020/wordml/sdtdatahash" xmlns:w16se="http://schemas.microsoft.com/office/word/2015/wordml/symex" mc:Ignorable="w14 w15 w16se w16cid w16 w16cex w16sdtdh">
+<w:styles xmlns:mc="http://schemas.openxmlformats.org/markup-compatibility/2006" xmlns:r="http://schemas.openxmlformats.org/officeDocument/2006/relationships" xmlns:w="http://schemas.openxmlformats.org/wordprocessingml/2006/main" xmlns:w14="http://schemas.microsoft.com/office/word/2010/wordml" xmlns:w15="http://schemas.microsoft.com/office/word/2012/wordml" xmlns:w16cex="http://schemas.microsoft.com/office/word/2018/wordml/cex" xmlns:w16cid="http://schemas.microsoft.com/office/word/2016/wordml/cid" xmlns:w16="http://schemas.microsoft.com/office/word/2018/wordml" xmlns:w16du="http://schemas.microsoft.com/office/word/2023/wordml/word16du" xmlns:w16sdtdh="http://schemas.microsoft.com/office/word/2020/wordml/sdtdatahash" xmlns:w16sdtfl="http://schemas.microsoft.com/office/word/2024/wordml/sdtformatlock" xmlns:w16se="http://schemas.microsoft.com/office/word/2015/wordml/symex" mc:Ignorable="w14 w15 w16se w16cid w16 w16cex w16sdtdh w16sdtfl w16du">
   <w:docDefaults>
     <w:rPrDefault>
       <w:rPr>
@@ -8143,13 +8200,13 @@
     <w:name w:val="Normal"/>
     <w:qFormat/>
   </w:style>
-  <w:style w:type="character" w:default="1" w:styleId="DefaultParagraphFont">
+  <w:style w:type="character" w:default="1" w:styleId="Fuentedeprrafopredeter">
     <w:name w:val="Default Paragraph Font"/>
     <w:uiPriority w:val="1"/>
     <w:semiHidden/>
     <w:unhideWhenUsed/>
   </w:style>
-  <w:style w:type="table" w:default="1" w:styleId="TableNormal">
+  <w:style w:type="table" w:default="1" w:styleId="Tablanormal">
     <w:name w:val="Normal Table"/>
     <w:uiPriority w:val="99"/>
     <w:semiHidden/>
@@ -8164,7 +8221,7 @@
       </w:tblCellMar>
     </w:tblPr>
   </w:style>
-  <w:style w:type="numbering" w:default="1" w:styleId="NoList">
+  <w:style w:type="numbering" w:default="1" w:styleId="Sinlista">
     <w:name w:val="No List"/>
     <w:uiPriority w:val="99"/>
     <w:semiHidden/>
@@ -8186,7 +8243,7 @@
       </w:tblCellMar>
     </w:tblPr>
   </w:style>
-  <w:style w:type="paragraph" w:styleId="BodyText">
+  <w:style w:type="paragraph" w:styleId="Textoindependiente">
     <w:name w:val="Body Text"/>
     <w:basedOn w:val="Normal"/>
     <w:uiPriority w:val="1"/>
@@ -8200,7 +8257,7 @@
       <w:szCs w:val="24"/>
     </w:rPr>
   </w:style>
-  <w:style w:type="paragraph" w:styleId="ListParagraph">
+  <w:style w:type="paragraph" w:styleId="Prrafodelista">
     <w:name w:val="List Paragraph"/>
     <w:basedOn w:val="Normal"/>
     <w:uiPriority w:val="1"/>
@@ -8212,10 +8269,10 @@
     <w:uiPriority w:val="1"/>
     <w:qFormat/>
   </w:style>
-  <w:style w:type="paragraph" w:styleId="Header">
+  <w:style w:type="paragraph" w:styleId="Encabezado">
     <w:name w:val="header"/>
     <w:basedOn w:val="Normal"/>
-    <w:link w:val="HeaderChar"/>
+    <w:link w:val="EncabezadoCar"/>
     <w:uiPriority w:val="99"/>
     <w:unhideWhenUsed/>
     <w:rsid w:val="00D636C8"/>
@@ -8226,17 +8283,17 @@
       </w:tabs>
     </w:pPr>
   </w:style>
-  <w:style w:type="character" w:customStyle="1" w:styleId="HeaderChar">
-    <w:name w:val="Header Char"/>
-    <w:basedOn w:val="DefaultParagraphFont"/>
-    <w:link w:val="Header"/>
+  <w:style w:type="character" w:customStyle="1" w:styleId="EncabezadoCar">
+    <w:name w:val="Encabezado Car"/>
+    <w:basedOn w:val="Fuentedeprrafopredeter"/>
+    <w:link w:val="Encabezado"/>
     <w:uiPriority w:val="99"/>
     <w:rsid w:val="00D636C8"/>
   </w:style>
-  <w:style w:type="paragraph" w:styleId="Footer">
+  <w:style w:type="paragraph" w:styleId="Piedepgina">
     <w:name w:val="footer"/>
     <w:basedOn w:val="Normal"/>
-    <w:link w:val="FooterChar"/>
+    <w:link w:val="PiedepginaCar"/>
     <w:uiPriority w:val="99"/>
     <w:unhideWhenUsed/>
     <w:rsid w:val="00D636C8"/>
@@ -8247,10 +8304,10 @@
       </w:tabs>
     </w:pPr>
   </w:style>
-  <w:style w:type="character" w:customStyle="1" w:styleId="FooterChar">
-    <w:name w:val="Footer Char"/>
-    <w:basedOn w:val="DefaultParagraphFont"/>
-    <w:link w:val="Footer"/>
+  <w:style w:type="character" w:customStyle="1" w:styleId="PiedepginaCar">
+    <w:name w:val="Pie de página Car"/>
+    <w:basedOn w:val="Fuentedeprrafopredeter"/>
+    <w:link w:val="Piedepgina"/>
     <w:uiPriority w:val="99"/>
     <w:rsid w:val="00D636C8"/>
   </w:style>
